--- a/docs/estrategia_despliegue_MML.docx
+++ b/docs/estrategia_despliegue_MML.docx
@@ -787,7 +787,21 @@
         <w:br/>
         <w:t>public/</w:t>
         <w:br/>
-        <w:t xml:space="preserve">  app.js                     Logica de la aplicacion (identica byte a byte al original)</w:t>
+        <w:t xml:space="preserve">  js/                        Logica de la aplicacion: 7 scripts clasicos por responsabilidad</w:t>
+        <w:br/>
+        <w:t xml:space="preserve">    01-flujo-validacion.js     Asistente + validacion/contexto/bitacora del Paso 2</w:t>
+        <w:br/>
+        <w:t xml:space="preserve">    02-core.js                 Navegacion, estado, Paso 1 (involucrados), Paso 3 (objetivos)</w:t>
+        <w:br/>
+        <w:t xml:space="preserve">    03-problema-central.js     Subpantallas del Paso 2 y problema central</w:t>
+        <w:br/>
+        <w:t xml:space="preserve">    04-nodos.js                Alta/baja de nodos de causas y efectos</w:t>
+        <w:br/>
+        <w:t xml:space="preserve">    05-arbol.js                Render del arbol de problemas (SVG)</w:t>
+        <w:br/>
+        <w:t xml:space="preserve">    06-evidencia-prompts.js    Evidencia de nodos, modulo del problema y prompts de IA</w:t>
+        <w:br/>
+        <w:t xml:space="preserve">    07-objetivos-json.js       Subpantallas del Paso 3 y exportar/importar JSON</w:t>
         <w:br/>
         <w:t xml:space="preserve">  caso_uso_jovenes_rurales_manizales.json   Caso de ejemplo</w:t>
         <w:br/>
@@ -829,14 +843,17 @@
         <w:pStyle w:val="ListBullet"/>
       </w:pPr>
       <w:r>
+        <w:t xml:space="preserve">El JavaScript se cortó en 7 scripts clásicos por responsabilidad, cargados en orden al final del </w:t>
+      </w:r>
+      <w:r>
         <w:rPr>
           <w:rFonts w:ascii="Consolas" w:hAnsi="Consolas"/>
           <w:sz w:val="20"/>
         </w:rPr>
-        <w:t>public/app.js</w:t>
+        <w:t>&lt;body&gt;</w:t>
       </w:r>
       <w:r>
-        <w:t xml:space="preserve"> es idéntico byte a byte al </w:t>
+        <w:t xml:space="preserve">. Comparten el mismo ámbito global y se ejecutan en secuencia, así que la concatenación de los 7 archivos es idéntica byte a byte al </w:t>
       </w:r>
       <w:r>
         <w:rPr>
@@ -846,17 +863,17 @@
         <w:t>&lt;script&gt;</w:t>
       </w:r>
       <w:r>
-        <w:t xml:space="preserve"> original y se carga como script clásico al final del </w:t>
+        <w:t xml:space="preserve"> original. El núcleo (</w:t>
       </w:r>
       <w:r>
         <w:rPr>
           <w:rFonts w:ascii="Consolas" w:hAnsi="Consolas"/>
           <w:sz w:val="20"/>
         </w:rPr>
-        <w:t>&lt;body&gt;</w:t>
+        <w:t>02-core.js</w:t>
       </w:r>
       <w:r>
-        <w:t xml:space="preserve"> (mismo modelo de ejecución que antes).</w:t>
+        <w:t>) se deja como un bloque porque el original ya lo tenía dentro de un IIFE; descomponerlo más queda como paso futuro.</w:t>
       </w:r>
     </w:p>
     <w:p>
@@ -2270,7 +2287,7 @@
         <w:br/>
         <w:t>|  - src/styles/*.css         |-------&gt;|  npm ci -&gt; npm run build       |</w:t>
         <w:br/>
-        <w:t>|  - public/app.js            |        |  salida: dist/                 |</w:t>
+        <w:t>|  - public/js/*.js           |        |  salida: dist/                 |</w:t>
         <w:br/>
         <w:t>|  - vite.config.js           |        +---------------+---------------+</w:t>
         <w:br/>
@@ -2296,7 +2313,7 @@
         <w:br/>
         <w:t xml:space="preserve">                                       |  Navegador del usuario        |</w:t>
         <w:br/>
-        <w:t xml:space="preserve">                                       |  ejecuta app.js (vanilla JS)   |</w:t>
+        <w:t xml:space="preserve">                                       |  ejecuta los 7 scripts (vanilla)|</w:t>
         <w:br/>
         <w:t xml:space="preserve">                                       |  estado en memoria + JSON      |</w:t>
         <w:br/>

--- a/docs/estrategia_despliegue_MML.docx
+++ b/docs/estrategia_despliegue_MML.docx
@@ -2108,10 +2108,10 @@
       <w:r>
         <w:rPr>
           <w:b w:val="0"/>
-          <w:i/>
+          <w:i w:val="0"/>
           <w:sz w:val="22"/>
         </w:rPr>
-        <w:t>Descrito aquí como diseño; la implementación del workflow corresponde a la fase siguiente del curso.</w:t>
+        <w:t>Implementado en .github/workflows/deploy.yml (método “GitHub Actions” de Pages: sin rama gh-pages, sin Jekyll). Habilitación única: Settings → Pages → Source = GitHub Actions.</w:t>
       </w:r>
     </w:p>
     <w:p>
@@ -2121,7 +2121,7 @@
           <w:i w:val="0"/>
           <w:sz w:val="22"/>
         </w:rPr>
-        <w:t>Disparador: push a la rama main.</w:t>
+        <w:t>Disparador: push a la rama main (o ejecución manual con workflow_dispatch).</w:t>
       </w:r>
     </w:p>
     <w:p>
@@ -2135,11 +2135,13 @@
       </w:r>
     </w:p>
     <w:p>
-      <w:pPr>
-        <w:pStyle w:val="ListNumber"/>
-      </w:pPr>
       <w:r>
-        <w:t>Checkout — descarga del código.</w:t>
+        <w:rPr>
+          <w:b/>
+          <w:i w:val="0"/>
+          <w:sz w:val="22"/>
+        </w:rPr>
+        <w:t>Job build:</w:t>
       </w:r>
     </w:p>
     <w:p>
@@ -2147,7 +2149,15 @@
         <w:pStyle w:val="ListNumber"/>
       </w:pPr>
       <w:r>
-        <w:t>Preparar Node — Node 20, caché de npm.</w:t>
+        <w:t>Checkout — actions/checkout@v4.</w:t>
+      </w:r>
+    </w:p>
+    <w:p>
+      <w:pPr>
+        <w:pStyle w:val="ListNumber"/>
+      </w:pPr>
+      <w:r>
+        <w:t>Preparar Node — actions/setup-node@v4, Node 20, caché de npm.</w:t>
       </w:r>
     </w:p>
     <w:p>
@@ -2173,24 +2183,6 @@
         <w:pStyle w:val="ListNumber"/>
       </w:pPr>
       <w:r>
-        <w:t xml:space="preserve">(Recomendado) Lint — </w:t>
-      </w:r>
-      <w:r>
-        <w:rPr>
-          <w:rFonts w:ascii="Consolas" w:hAnsi="Consolas"/>
-          <w:sz w:val="20"/>
-        </w:rPr>
-        <w:t>npm run lint</w:t>
-      </w:r>
-      <w:r>
-        <w:t xml:space="preserve"> (Prettier/ESLint) para no publicar código con errores.</w:t>
-      </w:r>
-    </w:p>
-    <w:p>
-      <w:pPr>
-        <w:pStyle w:val="ListNumber"/>
-      </w:pPr>
-      <w:r>
         <w:t xml:space="preserve">Construir — </w:t>
       </w:r>
       <w:r>
@@ -2209,7 +2201,35 @@
         <w:pStyle w:val="ListNumber"/>
       </w:pPr>
       <w:r>
-        <w:t>Publicar — subir dist/ como artefacto de Pages y desplegar (actions/upload-pages-artifact + actions/deploy-pages).</w:t>
+        <w:t>Subir artefacto — actions/upload-pages-artifact@v3 con path: dist.</w:t>
+      </w:r>
+    </w:p>
+    <w:p>
+      <w:r>
+        <w:rPr>
+          <w:b/>
+          <w:i w:val="0"/>
+          <w:sz w:val="22"/>
+        </w:rPr>
+        <w:t>Job deploy (needs: build):</w:t>
+      </w:r>
+    </w:p>
+    <w:p>
+      <w:pPr>
+        <w:pStyle w:val="ListNumber"/>
+      </w:pPr>
+      <w:r>
+        <w:t>Publicar — actions/deploy-pages@v4 despliega el artefacto en el environment github-pages y expone la URL.</w:t>
+      </w:r>
+    </w:p>
+    <w:p>
+      <w:r>
+        <w:rPr>
+          <w:b w:val="0"/>
+          <w:i w:val="0"/>
+          <w:sz w:val="22"/>
+        </w:rPr>
+        <w:t>Permisos mínimos: contents:read, pages:write, id-token:write. concurrency sobre el grupo pages para que dos pushes seguidos no se pisen. Un paso de lint (Prettier/ESLint) antes de build queda como mejora futura.</w:t>
       </w:r>
     </w:p>
     <w:p>
@@ -2249,9 +2269,9 @@
         <w:br/>
         <w:t xml:space="preserve">                                             setup-node + npm ci</w:t>
         <w:br/>
-        <w:t xml:space="preserve">                                             (lint)</w:t>
+        <w:t xml:space="preserve">                                             npm run build  --&gt;  dist/</w:t>
         <w:br/>
-        <w:t xml:space="preserve">                                             npm run build  --&gt;  dist/</w:t>
+        <w:t xml:space="preserve">                                             upload-pages-artifact</w:t>
         <w:br/>
         <w:t xml:space="preserve">                                             deploy-pages   -----------&gt; GitHub Pages (CDN+HTTPS)</w:t>
         <w:br/>

--- a/docs/estrategia_despliegue_MML.docx
+++ b/docs/estrategia_despliegue_MML.docx
@@ -29,9 +29,6 @@
     <w:p>
       <w:pPr>
         <w:jc w:val="center"/>
-        <w:rPr/>
-      </w:pPr>
-      <w:r>
         <w:rPr>
           <w:b w:val="1"/>
           <w:bCs w:val="1"/>
@@ -40,20 +37,437 @@
           <w:color w:val="4b5563"/>
           <w:sz w:val="30"/>
           <w:szCs w:val="30"/>
+        </w:rPr>
+      </w:pPr>
+      <w:r>
+        <w:rPr>
+          <w:b w:val="1"/>
+          <w:bCs w:val="1"/>
+          <w:i w:val="0"/>
+          <w:iCs w:val="0"/>
+          <w:color w:val="4b5563"/>
+          <w:sz w:val="30"/>
+          <w:szCs w:val="30"/>
           <w:rtl w:val="0"/>
         </w:rPr>
         <w:t xml:space="preserve">Artefacto MML — Formulación de Proyectos</w:t>
       </w:r>
-      <w:r>
-        <w:rPr>
-          <w:rtl w:val="0"/>
-        </w:rPr>
-      </w:r>
-    </w:p>
-    <w:p>
-      <w:pPr>
-        <w:rPr/>
-      </w:pPr>
+    </w:p>
+    <w:p>
+      <w:pPr>
+        <w:jc w:val="center"/>
+        <w:rPr>
+          <w:b w:val="1"/>
+          <w:bCs w:val="1"/>
+          <w:color w:val="4b5563"/>
+          <w:sz w:val="30"/>
+          <w:szCs w:val="30"/>
+        </w:rPr>
+      </w:pPr>
+      <w:r>
+        <w:rPr>
+          <w:rtl w:val="0"/>
+        </w:rPr>
+      </w:r>
+    </w:p>
+    <w:p>
+      <w:pPr>
+        <w:jc w:val="center"/>
+        <w:rPr>
+          <w:b w:val="1"/>
+          <w:bCs w:val="1"/>
+          <w:color w:val="4b5563"/>
+          <w:sz w:val="30"/>
+          <w:szCs w:val="30"/>
+        </w:rPr>
+      </w:pPr>
+      <w:r>
+        <w:rPr>
+          <w:rtl w:val="0"/>
+        </w:rPr>
+      </w:r>
+    </w:p>
+    <w:p>
+      <w:pPr>
+        <w:jc w:val="center"/>
+        <w:rPr>
+          <w:b w:val="1"/>
+          <w:bCs w:val="1"/>
+          <w:sz w:val="28"/>
+          <w:szCs w:val="28"/>
+        </w:rPr>
+      </w:pPr>
+      <w:r>
+        <w:rPr>
+          <w:b w:val="1"/>
+          <w:bCs w:val="1"/>
+          <w:sz w:val="28"/>
+          <w:szCs w:val="28"/>
+          <w:rtl w:val="0"/>
+        </w:rPr>
+        <w:t xml:space="preserve">MATERIA:</w:t>
+      </w:r>
+    </w:p>
+    <w:p>
+      <w:pPr>
+        <w:jc w:val="center"/>
+        <w:rPr>
+          <w:b w:val="1"/>
+          <w:bCs w:val="1"/>
+          <w:sz w:val="28"/>
+          <w:szCs w:val="28"/>
+        </w:rPr>
+      </w:pPr>
+      <w:r>
+        <w:rPr>
+          <w:b w:val="1"/>
+          <w:bCs w:val="1"/>
+          <w:sz w:val="28"/>
+          <w:szCs w:val="28"/>
+          <w:rtl w:val="0"/>
+        </w:rPr>
+        <w:br w:type="textWrapping"/>
+        <w:t xml:space="preserve">LABORATORIO DE DEVOPS</w:t>
+      </w:r>
+    </w:p>
+    <w:p>
+      <w:pPr>
+        <w:jc w:val="center"/>
+        <w:rPr>
+          <w:b w:val="1"/>
+          <w:bCs w:val="1"/>
+          <w:sz w:val="28"/>
+          <w:szCs w:val="28"/>
+        </w:rPr>
+      </w:pPr>
+      <w:r>
+        <w:rPr>
+          <w:rtl w:val="0"/>
+        </w:rPr>
+      </w:r>
+    </w:p>
+    <w:p>
+      <w:pPr>
+        <w:jc w:val="center"/>
+        <w:rPr>
+          <w:b w:val="1"/>
+          <w:bCs w:val="1"/>
+          <w:sz w:val="28"/>
+          <w:szCs w:val="28"/>
+        </w:rPr>
+      </w:pPr>
+      <w:r>
+        <w:rPr>
+          <w:b w:val="1"/>
+          <w:bCs w:val="1"/>
+          <w:sz w:val="28"/>
+          <w:szCs w:val="28"/>
+          <w:rtl w:val="0"/>
+        </w:rPr>
+        <w:t xml:space="preserve">INTEGRANTES:</w:t>
+      </w:r>
+    </w:p>
+    <w:p>
+      <w:pPr>
+        <w:jc w:val="center"/>
+        <w:rPr>
+          <w:b w:val="1"/>
+          <w:bCs w:val="1"/>
+          <w:sz w:val="28"/>
+          <w:szCs w:val="28"/>
+        </w:rPr>
+      </w:pPr>
+      <w:r>
+        <w:rPr>
+          <w:b w:val="1"/>
+          <w:bCs w:val="1"/>
+          <w:sz w:val="28"/>
+          <w:szCs w:val="28"/>
+          <w:rtl w:val="0"/>
+        </w:rPr>
+        <w:br w:type="textWrapping"/>
+        <w:t xml:space="preserve">YAHIR RANGEL</w:t>
+      </w:r>
+    </w:p>
+    <w:p>
+      <w:pPr>
+        <w:jc w:val="center"/>
+        <w:rPr>
+          <w:b w:val="1"/>
+          <w:bCs w:val="1"/>
+          <w:sz w:val="28"/>
+          <w:szCs w:val="28"/>
+        </w:rPr>
+      </w:pPr>
+      <w:r>
+        <w:rPr>
+          <w:b w:val="1"/>
+          <w:bCs w:val="1"/>
+          <w:sz w:val="28"/>
+          <w:szCs w:val="28"/>
+          <w:rtl w:val="0"/>
+        </w:rPr>
+        <w:t xml:space="preserve">CARLOS SOTO</w:t>
+      </w:r>
+    </w:p>
+    <w:p>
+      <w:pPr>
+        <w:jc w:val="center"/>
+        <w:rPr>
+          <w:b w:val="1"/>
+          <w:bCs w:val="1"/>
+          <w:sz w:val="28"/>
+          <w:szCs w:val="28"/>
+        </w:rPr>
+      </w:pPr>
+      <w:r>
+        <w:rPr>
+          <w:b w:val="1"/>
+          <w:bCs w:val="1"/>
+          <w:sz w:val="28"/>
+          <w:szCs w:val="28"/>
+          <w:rtl w:val="0"/>
+        </w:rPr>
+        <w:t xml:space="preserve">ANDRES SALAZAR</w:t>
+      </w:r>
+    </w:p>
+    <w:p>
+      <w:pPr>
+        <w:jc w:val="center"/>
+        <w:rPr>
+          <w:b w:val="1"/>
+          <w:bCs w:val="1"/>
+          <w:sz w:val="28"/>
+          <w:szCs w:val="28"/>
+        </w:rPr>
+      </w:pPr>
+      <w:r>
+        <w:rPr>
+          <w:rtl w:val="0"/>
+        </w:rPr>
+      </w:r>
+    </w:p>
+    <w:p>
+      <w:pPr>
+        <w:jc w:val="center"/>
+        <w:rPr>
+          <w:b w:val="1"/>
+          <w:bCs w:val="1"/>
+          <w:sz w:val="28"/>
+          <w:szCs w:val="28"/>
+        </w:rPr>
+      </w:pPr>
+      <w:r>
+        <w:rPr>
+          <w:b w:val="1"/>
+          <w:bCs w:val="1"/>
+          <w:sz w:val="28"/>
+          <w:szCs w:val="28"/>
+          <w:rtl w:val="0"/>
+        </w:rPr>
+        <w:t xml:space="preserve">FECHA</w:t>
+        <w:br w:type="textWrapping"/>
+        <w:t xml:space="preserve">2 DE SEPTIEMBRE DEL 2026</w:t>
+      </w:r>
+    </w:p>
+    <w:p>
+      <w:pPr>
+        <w:jc w:val="center"/>
+        <w:rPr>
+          <w:b w:val="1"/>
+          <w:bCs w:val="1"/>
+          <w:sz w:val="28"/>
+          <w:szCs w:val="28"/>
+        </w:rPr>
+      </w:pPr>
+      <w:r>
+        <w:rPr>
+          <w:rtl w:val="0"/>
+        </w:rPr>
+      </w:r>
+    </w:p>
+    <w:p>
+      <w:pPr>
+        <w:jc w:val="center"/>
+        <w:rPr>
+          <w:b w:val="1"/>
+          <w:bCs w:val="1"/>
+          <w:sz w:val="28"/>
+          <w:szCs w:val="28"/>
+        </w:rPr>
+      </w:pPr>
+      <w:r>
+        <w:rPr>
+          <w:b w:val="1"/>
+          <w:bCs w:val="1"/>
+          <w:sz w:val="28"/>
+          <w:szCs w:val="28"/>
+          <w:rtl w:val="0"/>
+        </w:rPr>
+        <w:t xml:space="preserve">REPOSITORIO</w:t>
+      </w:r>
+    </w:p>
+    <w:p>
+      <w:pPr>
+        <w:jc w:val="center"/>
+        <w:rPr/>
+      </w:pPr>
+      <w:hyperlink r:id="rId6">
+        <w:r>
+          <w:rPr>
+            <w:b w:val="1"/>
+            <w:bCs w:val="1"/>
+            <w:color w:val="1155cc"/>
+            <w:sz w:val="28"/>
+            <w:szCs w:val="28"/>
+            <w:u w:val="single"/>
+            <w:rtl w:val="0"/>
+          </w:rPr>
+          <w:t xml:space="preserve">https://github.com/AndresSc21/Taller1_Lab_DevOps</w:t>
+        </w:r>
+      </w:hyperlink>
+      <w:r>
+        <w:rPr>
+          <w:rtl w:val="0"/>
+        </w:rPr>
+      </w:r>
+    </w:p>
+    <w:p>
+      <w:pPr>
+        <w:jc w:val="center"/>
+        <w:rPr/>
+      </w:pPr>
+      <w:r>
+        <w:rPr>
+          <w:rtl w:val="0"/>
+        </w:rPr>
+      </w:r>
+    </w:p>
+    <w:p>
+      <w:pPr>
+        <w:jc w:val="center"/>
+        <w:rPr>
+          <w:b w:val="1"/>
+          <w:bCs w:val="1"/>
+          <w:sz w:val="28"/>
+          <w:szCs w:val="28"/>
+        </w:rPr>
+      </w:pPr>
+      <w:r>
+        <w:rPr>
+          <w:b w:val="1"/>
+          <w:bCs w:val="1"/>
+          <w:sz w:val="28"/>
+          <w:szCs w:val="28"/>
+          <w:rtl w:val="0"/>
+        </w:rPr>
+        <w:t xml:space="preserve">DESPLIEGUE</w:t>
+      </w:r>
+    </w:p>
+    <w:p>
+      <w:pPr>
+        <w:jc w:val="center"/>
+        <w:rPr>
+          <w:b w:val="1"/>
+          <w:bCs w:val="1"/>
+          <w:sz w:val="28"/>
+          <w:szCs w:val="28"/>
+        </w:rPr>
+      </w:pPr>
+      <w:hyperlink r:id="rId7">
+        <w:r>
+          <w:rPr>
+            <w:b w:val="1"/>
+            <w:bCs w:val="1"/>
+            <w:color w:val="1155cc"/>
+            <w:sz w:val="28"/>
+            <w:szCs w:val="28"/>
+            <w:u w:val="single"/>
+            <w:rtl w:val="0"/>
+          </w:rPr>
+          <w:t xml:space="preserve">https://andressc21.github.io/Taller1_Lab_DevOps/</w:t>
+        </w:r>
+      </w:hyperlink>
+      <w:r>
+        <w:rPr>
+          <w:rtl w:val="0"/>
+        </w:rPr>
+      </w:r>
+    </w:p>
+    <w:p>
+      <w:pPr>
+        <w:jc w:val="center"/>
+        <w:rPr/>
+      </w:pPr>
+      <w:r>
+        <w:rPr>
+          <w:rtl w:val="0"/>
+        </w:rPr>
+      </w:r>
+    </w:p>
+    <w:p>
+      <w:pPr>
+        <w:rPr/>
+      </w:pPr>
+      <w:r>
+        <w:br w:type="page"/>
+      </w:r>
+      <w:r>
+        <w:rPr>
+          <w:rtl w:val="0"/>
+        </w:rPr>
+      </w:r>
+    </w:p>
+    <w:p>
+      <w:pPr>
+        <w:pStyle w:val="Heading1"/>
+        <w:rPr/>
+      </w:pPr>
+      <w:r>
+        <w:rPr>
+          <w:rtl w:val="0"/>
+        </w:rPr>
+        <w:t xml:space="preserve">1. Contexto y alcance</w:t>
+      </w:r>
+    </w:p>
+    <w:p>
+      <w:pPr>
+        <w:rPr/>
+      </w:pPr>
+      <w:r>
+        <w:rPr>
+          <w:b w:val="0"/>
+          <w:bCs w:val="0"/>
+          <w:i w:val="0"/>
+          <w:iCs w:val="0"/>
+          <w:sz w:val="22"/>
+          <w:szCs w:val="22"/>
+          <w:rtl w:val="0"/>
+        </w:rPr>
+        <w:t xml:space="preserve">El artefacto es una aplicación web educativa para formular proyectos siguiendo la Metodología de Marco Lógico (MML) de CEPAL/ILPES. Funciona como una Single Page Application (SPA) de 11 pantallas: Ficha del caso (Paso 0) y Pasos 1 a 10 (análisis de involucrados, del problema, de objetivos, selección de alternativa y construcción de la Matriz de Marco Lógico).</w:t>
+      </w:r>
+      <w:r>
+        <w:rPr>
+          <w:rtl w:val="0"/>
+        </w:rPr>
+      </w:r>
+    </w:p>
+    <w:p>
+      <w:pPr>
+        <w:rPr/>
+      </w:pPr>
+      <w:r>
+        <w:rPr>
+          <w:b w:val="1"/>
+          <w:bCs w:val="1"/>
+          <w:i w:val="0"/>
+          <w:iCs w:val="0"/>
+          <w:sz w:val="22"/>
+          <w:szCs w:val="22"/>
+          <w:rtl w:val="0"/>
+        </w:rPr>
+        <w:t xml:space="preserve">Características técnicas relevantes para el despliegue:</w:t>
+      </w:r>
       <w:r>
         <w:rPr>
           <w:rtl w:val="0"/>
@@ -108,411 +522,6 @@
                 <w:szCs w:val="20"/>
                 <w:rtl w:val="0"/>
               </w:rPr>
-              <w:t xml:space="preserve">Campo</w:t>
-            </w:r>
-            <w:r>
-              <w:rPr>
-                <w:rtl w:val="0"/>
-              </w:rPr>
-            </w:r>
-          </w:p>
-        </w:tc>
-        <w:tc>
-          <w:tcPr>
-            <w:shd w:fill="0b5d3b" w:val="clear"/>
-          </w:tcPr>
-          <w:p>
-            <w:pPr>
-              <w:rPr/>
-            </w:pPr>
-            <w:r>
-              <w:rPr>
-                <w:b w:val="1"/>
-                <w:bCs w:val="1"/>
-                <w:color w:val="ffffff"/>
-                <w:sz w:val="20"/>
-                <w:szCs w:val="20"/>
-                <w:rtl w:val="0"/>
-              </w:rPr>
-              <w:t xml:space="preserve">Valor</w:t>
-            </w:r>
-            <w:r>
-              <w:rPr>
-                <w:rtl w:val="0"/>
-              </w:rPr>
-            </w:r>
-          </w:p>
-        </w:tc>
-      </w:tr>
-      <w:tr>
-        <w:trPr>
-          <w:cantSplit w:val="0"/>
-          <w:tblHeader w:val="0"/>
-        </w:trPr>
-        <w:tc>
-          <w:tcPr/>
-          <w:p>
-            <w:pPr>
-              <w:rPr/>
-            </w:pPr>
-            <w:r>
-              <w:rPr>
-                <w:sz w:val="19"/>
-                <w:szCs w:val="19"/>
-                <w:rtl w:val="0"/>
-              </w:rPr>
-              <w:t xml:space="preserve">Materia</w:t>
-            </w:r>
-            <w:r>
-              <w:rPr>
-                <w:rtl w:val="0"/>
-              </w:rPr>
-            </w:r>
-          </w:p>
-        </w:tc>
-        <w:tc>
-          <w:tcPr/>
-          <w:p>
-            <w:pPr>
-              <w:rPr/>
-            </w:pPr>
-            <w:r>
-              <w:rPr>
-                <w:sz w:val="19"/>
-                <w:szCs w:val="19"/>
-                <w:rtl w:val="0"/>
-              </w:rPr>
-              <w:t xml:space="preserve">Laboratorio de DevOps — Semestre VIII</w:t>
-            </w:r>
-            <w:r>
-              <w:rPr>
-                <w:rtl w:val="0"/>
-              </w:rPr>
-            </w:r>
-          </w:p>
-        </w:tc>
-      </w:tr>
-      <w:tr>
-        <w:trPr>
-          <w:cantSplit w:val="0"/>
-          <w:tblHeader w:val="0"/>
-        </w:trPr>
-        <w:tc>
-          <w:tcPr/>
-          <w:p>
-            <w:pPr>
-              <w:rPr/>
-            </w:pPr>
-            <w:r>
-              <w:rPr>
-                <w:sz w:val="19"/>
-                <w:szCs w:val="19"/>
-                <w:rtl w:val="0"/>
-              </w:rPr>
-              <w:t xml:space="preserve">Módulo 3</w:t>
-            </w:r>
-            <w:r>
-              <w:rPr>
-                <w:rtl w:val="0"/>
-              </w:rPr>
-            </w:r>
-          </w:p>
-        </w:tc>
-        <w:tc>
-          <w:tcPr/>
-          <w:p>
-            <w:pPr>
-              <w:rPr/>
-            </w:pPr>
-            <w:r>
-              <w:rPr>
-                <w:sz w:val="19"/>
-                <w:szCs w:val="19"/>
-                <w:rtl w:val="0"/>
-              </w:rPr>
-              <w:t xml:space="preserve">Modularización y estrategia de despliegue</w:t>
-            </w:r>
-            <w:r>
-              <w:rPr>
-                <w:rtl w:val="0"/>
-              </w:rPr>
-            </w:r>
-          </w:p>
-        </w:tc>
-      </w:tr>
-      <w:tr>
-        <w:trPr>
-          <w:cantSplit w:val="0"/>
-          <w:tblHeader w:val="0"/>
-        </w:trPr>
-        <w:tc>
-          <w:tcPr/>
-          <w:p>
-            <w:pPr>
-              <w:rPr/>
-            </w:pPr>
-            <w:r>
-              <w:rPr>
-                <w:sz w:val="19"/>
-                <w:szCs w:val="19"/>
-                <w:rtl w:val="0"/>
-              </w:rPr>
-              <w:t xml:space="preserve">Autor</w:t>
-            </w:r>
-            <w:r>
-              <w:rPr>
-                <w:rtl w:val="0"/>
-              </w:rPr>
-            </w:r>
-          </w:p>
-        </w:tc>
-        <w:tc>
-          <w:tcPr/>
-          <w:p>
-            <w:pPr>
-              <w:rPr/>
-            </w:pPr>
-            <w:r>
-              <w:rPr>
-                <w:sz w:val="19"/>
-                <w:szCs w:val="19"/>
-                <w:rtl w:val="0"/>
-              </w:rPr>
-              <w:t xml:space="preserve">Yahir Rangel-Carlos Soto- Andres Salazar</w:t>
-            </w:r>
-            <w:r>
-              <w:rPr>
-                <w:rtl w:val="0"/>
-              </w:rPr>
-            </w:r>
-          </w:p>
-        </w:tc>
-      </w:tr>
-      <w:tr>
-        <w:trPr>
-          <w:cantSplit w:val="0"/>
-          <w:tblHeader w:val="0"/>
-        </w:trPr>
-        <w:tc>
-          <w:tcPr/>
-          <w:p>
-            <w:pPr>
-              <w:rPr/>
-            </w:pPr>
-            <w:r>
-              <w:rPr>
-                <w:sz w:val="19"/>
-                <w:szCs w:val="19"/>
-                <w:rtl w:val="0"/>
-              </w:rPr>
-              <w:t xml:space="preserve">Fecha</w:t>
-            </w:r>
-            <w:r>
-              <w:rPr>
-                <w:rtl w:val="0"/>
-              </w:rPr>
-            </w:r>
-          </w:p>
-        </w:tc>
-        <w:tc>
-          <w:tcPr/>
-          <w:p>
-            <w:pPr>
-              <w:rPr/>
-            </w:pPr>
-            <w:r>
-              <w:rPr>
-                <w:sz w:val="19"/>
-                <w:szCs w:val="19"/>
-                <w:rtl w:val="0"/>
-              </w:rPr>
-              <w:t xml:space="preserve">2 de septiembre de 2026</w:t>
-            </w:r>
-            <w:r>
-              <w:rPr>
-                <w:rtl w:val="0"/>
-              </w:rPr>
-            </w:r>
-          </w:p>
-        </w:tc>
-      </w:tr>
-      <w:tr>
-        <w:trPr>
-          <w:cantSplit w:val="0"/>
-          <w:tblHeader w:val="0"/>
-        </w:trPr>
-        <w:tc>
-          <w:tcPr/>
-          <w:p>
-            <w:pPr>
-              <w:rPr/>
-            </w:pPr>
-            <w:r>
-              <w:rPr>
-                <w:sz w:val="19"/>
-                <w:szCs w:val="19"/>
-                <w:rtl w:val="0"/>
-              </w:rPr>
-              <w:t xml:space="preserve">Repositorio</w:t>
-            </w:r>
-            <w:r>
-              <w:rPr>
-                <w:rtl w:val="0"/>
-              </w:rPr>
-            </w:r>
-          </w:p>
-        </w:tc>
-        <w:tc>
-          <w:tcPr/>
-          <w:p>
-            <w:pPr>
-              <w:rPr/>
-            </w:pPr>
-            <w:r>
-              <w:rPr>
-                <w:sz w:val="19"/>
-                <w:szCs w:val="19"/>
-                <w:rtl w:val="0"/>
-              </w:rPr>
-              <w:t xml:space="preserve">https://github.com/AndresSc21/Taller1_Lab_DevOps</w:t>
-            </w:r>
-            <w:r>
-              <w:rPr>
-                <w:rtl w:val="0"/>
-              </w:rPr>
-            </w:r>
-          </w:p>
-        </w:tc>
-      </w:tr>
-    </w:tbl>
-    <w:p>
-      <w:pPr>
-        <w:spacing w:after="40" w:lineRule="auto"/>
-        <w:rPr/>
-      </w:pPr>
-      <w:r>
-        <w:rPr>
-          <w:rtl w:val="0"/>
-        </w:rPr>
-      </w:r>
-    </w:p>
-    <w:p>
-      <w:pPr>
-        <w:rPr/>
-      </w:pPr>
-      <w:r>
-        <w:br w:type="page"/>
-      </w:r>
-      <w:r>
-        <w:rPr>
-          <w:rtl w:val="0"/>
-        </w:rPr>
-      </w:r>
-    </w:p>
-    <w:p>
-      <w:pPr>
-        <w:pStyle w:val="Heading1"/>
-        <w:rPr/>
-      </w:pPr>
-      <w:r>
-        <w:rPr>
-          <w:rtl w:val="0"/>
-        </w:rPr>
-        <w:t xml:space="preserve">1. Contexto y alcance</w:t>
-      </w:r>
-    </w:p>
-    <w:p>
-      <w:pPr>
-        <w:rPr/>
-      </w:pPr>
-      <w:r>
-        <w:rPr>
-          <w:b w:val="0"/>
-          <w:bCs w:val="0"/>
-          <w:i w:val="0"/>
-          <w:iCs w:val="0"/>
-          <w:sz w:val="22"/>
-          <w:szCs w:val="22"/>
-          <w:rtl w:val="0"/>
-        </w:rPr>
-        <w:t xml:space="preserve">El artefacto es una aplicación web educativa para formular proyectos siguiendo la Metodología de Marco Lógico (MML) de CEPAL/ILPES. Funciona como una Single Page Application (SPA) de 11 pantallas: Ficha del caso (Paso 0) y Pasos 1 a 10 (análisis de involucrados, del problema, de objetivos, selección de alternativa y construcción de la Matriz de Marco Lógico).</w:t>
-      </w:r>
-      <w:r>
-        <w:rPr>
-          <w:rtl w:val="0"/>
-        </w:rPr>
-      </w:r>
-    </w:p>
-    <w:p>
-      <w:pPr>
-        <w:rPr/>
-      </w:pPr>
-      <w:r>
-        <w:rPr>
-          <w:b w:val="1"/>
-          <w:bCs w:val="1"/>
-          <w:i w:val="0"/>
-          <w:iCs w:val="0"/>
-          <w:sz w:val="22"/>
-          <w:szCs w:val="22"/>
-          <w:rtl w:val="0"/>
-        </w:rPr>
-        <w:t xml:space="preserve">Características técnicas relevantes para el despliegue:</w:t>
-      </w:r>
-      <w:r>
-        <w:rPr>
-          <w:rtl w:val="0"/>
-        </w:rPr>
-      </w:r>
-    </w:p>
-    <w:tbl>
-      <w:tblPr>
-        <w:tblStyle w:val="Table2"/>
-        <w:tblW w:w="8640.0" w:type="dxa"/>
-        <w:jc w:val="center"/>
-        <w:tblBorders>
-          <w:top w:color="000000" w:space="0" w:sz="4" w:val="single"/>
-          <w:left w:color="000000" w:space="0" w:sz="4" w:val="single"/>
-          <w:bottom w:color="000000" w:space="0" w:sz="4" w:val="single"/>
-          <w:right w:color="000000" w:space="0" w:sz="4" w:val="single"/>
-          <w:insideH w:color="000000" w:space="0" w:sz="4" w:val="single"/>
-          <w:insideV w:color="000000" w:space="0" w:sz="4" w:val="single"/>
-        </w:tblBorders>
-        <w:tblLayout w:type="fixed"/>
-        <w:tblLook w:val="0400"/>
-      </w:tblPr>
-      <w:tblGrid>
-        <w:gridCol w:w="4320"/>
-        <w:gridCol w:w="4320"/>
-        <w:tblGridChange w:id="0">
-          <w:tblGrid>
-            <w:gridCol w:w="4320"/>
-            <w:gridCol w:w="4320"/>
-          </w:tblGrid>
-        </w:tblGridChange>
-      </w:tblGrid>
-      <w:tr>
-        <w:trPr>
-          <w:cantSplit w:val="0"/>
-          <w:tblHeader w:val="0"/>
-        </w:trPr>
-        <w:tc>
-          <w:tcPr>
-            <w:shd w:fill="0b5d3b" w:val="clear"/>
-          </w:tcPr>
-          <w:p>
-            <w:pPr>
-              <w:rPr/>
-            </w:pPr>
-            <w:r>
-              <w:rPr>
-                <w:b w:val="1"/>
-                <w:bCs w:val="1"/>
-                <w:color w:val="ffffff"/>
-                <w:sz w:val="20"/>
-                <w:szCs w:val="20"/>
-                <w:rtl w:val="0"/>
-              </w:rPr>
               <w:t xml:space="preserve">Aspecto</w:t>
             </w:r>
             <w:r>
@@ -935,6 +944,11 @@
         </w:rPr>
         <w:t xml:space="preserve">Modularizar el proyecto sin cambiar su funcionalidad ni sus estilos.</w:t>
       </w:r>
+      <w:r>
+        <w:rPr>
+          <w:rtl w:val="0"/>
+        </w:rPr>
+      </w:r>
     </w:p>
     <w:p>
       <w:pPr>
@@ -978,6 +992,11 @@
         </w:rPr>
         <w:t xml:space="preserve">Definir y justificar el framework, las librerías y el servidor.</w:t>
       </w:r>
+      <w:r>
+        <w:rPr>
+          <w:rtl w:val="0"/>
+        </w:rPr>
+      </w:r>
     </w:p>
     <w:p>
       <w:pPr>
@@ -1021,6 +1040,11 @@
         </w:rPr>
         <w:t xml:space="preserve">Plantear el flujo de despliegue.</w:t>
       </w:r>
+      <w:r>
+        <w:rPr>
+          <w:rtl w:val="0"/>
+        </w:rPr>
+      </w:r>
     </w:p>
     <w:p>
       <w:pPr>
@@ -1117,6 +1141,11 @@
         </w:rPr>
         <w:t xml:space="preserve"> incrustado: ~3.000 líneas de CSS.</w:t>
       </w:r>
+      <w:r>
+        <w:rPr>
+          <w:rtl w:val="0"/>
+        </w:rPr>
+      </w:r>
     </w:p>
     <w:p>
       <w:pPr>
@@ -1160,6 +1189,11 @@
         </w:rPr>
         <w:t xml:space="preserve">Marcado HTML de las 11 pantallas.</w:t>
       </w:r>
+      <w:r>
+        <w:rPr>
+          <w:rtl w:val="0"/>
+        </w:rPr>
+      </w:r>
     </w:p>
     <w:p>
       <w:pPr>
@@ -1222,6 +1256,11 @@
         </w:rPr>
         <w:t xml:space="preserve"> incrustado: ~7.000 líneas de JavaScript.</w:t>
       </w:r>
+      <w:r>
+        <w:rPr>
+          <w:rtl w:val="0"/>
+        </w:rPr>
+      </w:r>
     </w:p>
     <w:p>
       <w:pPr>
@@ -1309,6 +1348,11 @@
         </w:rPr>
         <w:t xml:space="preserve">Imposible revisar cambios con claridad (todo toca el mismo archivo).</w:t>
       </w:r>
+      <w:r>
+        <w:rPr>
+          <w:rtl w:val="0"/>
+        </w:rPr>
+      </w:r>
     </w:p>
     <w:p>
       <w:pPr>
@@ -1352,6 +1396,11 @@
         </w:rPr>
         <w:t xml:space="preserve">No se puede minificar, versionar ni cachear cada recurso por separado.</w:t>
       </w:r>
+      <w:r>
+        <w:rPr>
+          <w:rtl w:val="0"/>
+        </w:rPr>
+      </w:r>
     </w:p>
     <w:p>
       <w:pPr>
@@ -1395,6 +1444,11 @@
         </w:rPr>
         <w:t xml:space="preserve">Mezcla responsabilidades (estructura, presentación y comportamiento).</w:t>
       </w:r>
+      <w:r>
+        <w:rPr>
+          <w:rtl w:val="0"/>
+        </w:rPr>
+      </w:r>
     </w:p>
     <w:p>
       <w:pPr>
@@ -1437,6 +1491,11 @@
           <w:rtl w:val="0"/>
         </w:rPr>
         <w:t xml:space="preserve">No hay proceso reproducible de construcción ni de publicación.</w:t>
+      </w:r>
+      <w:r>
+        <w:rPr>
+          <w:rtl w:val="0"/>
+        </w:rPr>
       </w:r>
     </w:p>
     <w:p>
@@ -1635,6 +1694,11 @@
         </w:rPr>
         <w:t xml:space="preserve"> viajan dentro de su sección.</w:t>
       </w:r>
+      <w:r>
+        <w:rPr>
+          <w:rtl w:val="0"/>
+        </w:rPr>
+      </w:r>
     </w:p>
     <w:p>
       <w:pPr>
@@ -1792,6 +1856,11 @@
         </w:rPr>
         <w:t xml:space="preserve">) se deja como un bloque porque el original ya lo tenía dentro de un IIFE; descomponerlo más queda como paso futuro.</w:t>
       </w:r>
+      <w:r>
+        <w:rPr>
+          <w:rtl w:val="0"/>
+        </w:rPr>
+      </w:r>
     </w:p>
     <w:p>
       <w:pPr>
@@ -1873,6 +1942,11 @@
         </w:rPr>
         <w:t xml:space="preserve"> no se tocó.</w:t>
       </w:r>
+      <w:r>
+        <w:rPr>
+          <w:rtl w:val="0"/>
+        </w:rPr>
+      </w:r>
     </w:p>
     <w:p>
       <w:pPr>
@@ -1920,7 +1994,7 @@
     </w:p>
     <w:tbl>
       <w:tblPr>
-        <w:tblStyle w:val="Table3"/>
+        <w:tblStyle w:val="Table2"/>
         <w:tblW w:w="8640.0" w:type="dxa"/>
         <w:jc w:val="center"/>
         <w:tblBorders>
@@ -2352,6 +2426,11 @@
         </w:rPr>
         <w:t xml:space="preserve">El requisito es modularizar sin cambiar comportamiento. La aplicación ya está escrita y es funcional en JavaScript vanilla (~7.000 líneas, render manual de SVG para el árbol de problemas, estado global mutable). Mantener el lenguaje permite mover el código, no reescribirlo.</w:t>
       </w:r>
+      <w:r>
+        <w:rPr>
+          <w:rtl w:val="0"/>
+        </w:rPr>
+      </w:r>
     </w:p>
     <w:p>
       <w:pPr>
@@ -2395,6 +2474,11 @@
         </w:rPr>
         <w:t xml:space="preserve">Vite aporta lo mismo que daría el tooling de un framework, sin su peso: sistema de módulos, servidor de desarrollo con recarga en caliente, y build de producción que agrupa y minifica el CSS y versiona los recursos (cache busting).</w:t>
       </w:r>
+      <w:r>
+        <w:rPr>
+          <w:rtl w:val="0"/>
+        </w:rPr>
+      </w:r>
     </w:p>
     <w:p>
       <w:pPr>
@@ -2438,6 +2522,11 @@
         </w:rPr>
         <w:t xml:space="preserve">Peso de ejecución = 0. No se envía ninguna librería al navegador. Menor superficie de mantenimiento y de seguridad, y carga inmediata.</w:t>
       </w:r>
+      <w:r>
+        <w:rPr>
+          <w:rtl w:val="0"/>
+        </w:rPr>
+      </w:r>
     </w:p>
     <w:p>
       <w:pPr>
@@ -2519,6 +2608,11 @@
         </w:rPr>
         <w:t xml:space="preserve"> es un paso reproducible que GitHub Actions puede ejecutar sin configuración especial.</w:t>
       </w:r>
+      <w:r>
+        <w:rPr>
+          <w:rtl w:val="0"/>
+        </w:rPr>
+      </w:r>
     </w:p>
     <w:p>
       <w:pPr>
@@ -2556,7 +2650,7 @@
     </w:p>
     <w:tbl>
       <w:tblPr>
-        <w:tblStyle w:val="Table4"/>
+        <w:tblStyle w:val="Table3"/>
         <w:tblW w:w="8640.0" w:type="dxa"/>
         <w:jc w:val="center"/>
         <w:tblBorders>
@@ -2924,7 +3018,7 @@
     </w:p>
     <w:tbl>
       <w:tblPr>
-        <w:tblStyle w:val="Table5"/>
+        <w:tblStyle w:val="Table4"/>
         <w:tblW w:w="8640.0" w:type="dxa"/>
         <w:jc w:val="center"/>
         <w:tblBorders>
@@ -3202,7 +3296,7 @@
     </w:p>
     <w:tbl>
       <w:tblPr>
-        <w:tblStyle w:val="Table6"/>
+        <w:tblStyle w:val="Table5"/>
         <w:tblW w:w="8640.0" w:type="dxa"/>
         <w:jc w:val="center"/>
         <w:tblBorders>
@@ -3900,6 +3994,11 @@
         </w:rPr>
         <w:t xml:space="preserve">Checkout — descarga del código.</w:t>
       </w:r>
+      <w:r>
+        <w:rPr>
+          <w:rtl w:val="0"/>
+        </w:rPr>
+      </w:r>
     </w:p>
     <w:p>
       <w:pPr>
@@ -3943,6 +4042,11 @@
         </w:rPr>
         <w:t xml:space="preserve">Preparar Node — Node 20, caché de npm.</w:t>
       </w:r>
+      <w:r>
+        <w:rPr>
+          <w:rtl w:val="0"/>
+        </w:rPr>
+      </w:r>
     </w:p>
     <w:p>
       <w:pPr>
@@ -4024,6 +4128,11 @@
         </w:rPr>
         <w:t xml:space="preserve"> (instalación limpia y reproducible desde package-lock.json).</w:t>
       </w:r>
+      <w:r>
+        <w:rPr>
+          <w:rtl w:val="0"/>
+        </w:rPr>
+      </w:r>
     </w:p>
     <w:p>
       <w:pPr>
@@ -4105,6 +4214,11 @@
         </w:rPr>
         <w:t xml:space="preserve"> (Prettier/ESLint) para no publicar código con errores.</w:t>
       </w:r>
+      <w:r>
+        <w:rPr>
+          <w:rtl w:val="0"/>
+        </w:rPr>
+      </w:r>
     </w:p>
     <w:p>
       <w:pPr>
@@ -4186,6 +4300,11 @@
         </w:rPr>
         <w:t xml:space="preserve"> → genera dist/.</w:t>
       </w:r>
+      <w:r>
+        <w:rPr>
+          <w:rtl w:val="0"/>
+        </w:rPr>
+      </w:r>
     </w:p>
     <w:p>
       <w:pPr>
@@ -4229,6 +4348,11 @@
         </w:rPr>
         <w:t xml:space="preserve">Publicar — subir dist/ como artefacto de Pages y desplegar (actions/upload-pages-artifact + actions/deploy-pages).</w:t>
       </w:r>
+      <w:r>
+        <w:rPr>
+          <w:rtl w:val="0"/>
+        </w:rPr>
+      </w:r>
     </w:p>
     <w:p>
       <w:pPr>
@@ -4274,16 +4398,16 @@
           <wp:inline distB="114300" distT="114300" distL="114300" distR="114300">
             <wp:extent cx="5486400" cy="3009900"/>
             <wp:effectExtent b="0" l="0" r="0" t="0"/>
-            <wp:docPr id="1" name="image1.png"/>
+            <wp:docPr id="1" name="image2.png"/>
             <a:graphic>
               <a:graphicData uri="http://schemas.openxmlformats.org/drawingml/2006/picture">
                 <pic:pic>
                   <pic:nvPicPr>
-                    <pic:cNvPr id="0" name="image1.png"/>
+                    <pic:cNvPr id="0" name="image2.png"/>
                     <pic:cNvPicPr preferRelativeResize="0"/>
                   </pic:nvPicPr>
                   <pic:blipFill>
-                    <a:blip r:embed="rId6"/>
+                    <a:blip r:embed="rId8"/>
                     <a:srcRect b="0" l="0" r="0" t="0"/>
                     <a:stretch>
                       <a:fillRect/>
@@ -4331,16 +4455,16 @@
           <wp:inline distB="114300" distT="114300" distL="114300" distR="114300">
             <wp:extent cx="5486400" cy="3873500"/>
             <wp:effectExtent b="0" l="0" r="0" t="0"/>
-            <wp:docPr id="2" name="image2.png"/>
+            <wp:docPr id="2" name="image1.png"/>
             <a:graphic>
               <a:graphicData uri="http://schemas.openxmlformats.org/drawingml/2006/picture">
                 <pic:pic>
                   <pic:nvPicPr>
-                    <pic:cNvPr id="0" name="image2.png"/>
+                    <pic:cNvPr id="0" name="image1.png"/>
                     <pic:cNvPicPr preferRelativeResize="0"/>
                   </pic:nvPicPr>
                   <pic:blipFill>
-                    <a:blip r:embed="rId7"/>
+                    <a:blip r:embed="rId9"/>
                     <a:srcRect b="0" l="0" r="0" t="0"/>
                     <a:stretch>
                       <a:fillRect/>
@@ -4442,6 +4566,11 @@
         </w:rPr>
         <w:t xml:space="preserve">cada cambio es revisable y cada recurso se puede optimizar y cachear por separado;</w:t>
       </w:r>
+      <w:r>
+        <w:rPr>
+          <w:rtl w:val="0"/>
+        </w:rPr>
+      </w:r>
     </w:p>
     <w:p>
       <w:pPr>
@@ -4504,6 +4633,11 @@
         </w:rPr>
         <w:t xml:space="preserve"> da un paso de construcción reproducible que la CI ejecuta igual que la máquina local;</w:t>
       </w:r>
+      <w:r>
+        <w:rPr>
+          <w:rtl w:val="0"/>
+        </w:rPr>
+      </w:r>
     </w:p>
     <w:p>
       <w:pPr>
@@ -4547,6 +4681,11 @@
         </w:rPr>
         <w:t xml:space="preserve">el resultado estático se publica en GitHub Pages sin administrar servidores.</w:t>
       </w:r>
+      <w:r>
+        <w:rPr>
+          <w:rtl w:val="0"/>
+        </w:rPr>
+      </w:r>
     </w:p>
     <w:p>
       <w:pPr>
@@ -4584,7 +4723,7 @@
     </w:p>
     <w:tbl>
       <w:tblPr>
-        <w:tblStyle w:val="Table7"/>
+        <w:tblStyle w:val="Table6"/>
         <w:tblW w:w="8640.0" w:type="dxa"/>
         <w:jc w:val="center"/>
         <w:tblBorders>
@@ -5709,22 +5848,6 @@
     </w:tblPr>
   </w:style>
   <w:style w:type="table" w:styleId="Table6">
-    <w:basedOn w:val="TableNormal"/>
-    <w:pPr>
-      <w:spacing w:after="0" w:line="240" w:lineRule="auto"/>
-    </w:pPr>
-    <w:tblPr>
-      <w:tblStyleRowBandSize w:val="1"/>
-      <w:tblStyleColBandSize w:val="1"/>
-      <w:tblCellMar>
-        <w:top w:w="0.0" w:type="dxa"/>
-        <w:left w:w="108.0" w:type="dxa"/>
-        <w:bottom w:w="0.0" w:type="dxa"/>
-        <w:right w:w="108.0" w:type="dxa"/>
-      </w:tblCellMar>
-    </w:tblPr>
-  </w:style>
-  <w:style w:type="table" w:styleId="Table7">
     <w:basedOn w:val="TableNormal"/>
     <w:pPr>
       <w:spacing w:after="0" w:line="240" w:lineRule="auto"/>
